--- a/test-corpus/word-verification/quadrant.docx
+++ b/test-corpus/word-verification/quadrant.docx
@@ -51,7 +51,7 @@
                         <w:p>
                           <w:pPr>
                             <w:spacing w:before="0" w:after="0"/>
-                            <w:jc w:val="ctr"/>
+                            <w:jc w:val="center"/>
                           </w:pPr>
                           <w:r>
                             <w:rPr>
@@ -109,7 +109,7 @@
                         <w:p>
                           <w:pPr>
                             <w:spacing w:before="0" w:after="0"/>
-                            <w:jc w:val="l"/>
+                            <w:jc w:val="left"/>
                           </w:pPr>
                           <w:r>
                             <w:rPr>
@@ -167,7 +167,7 @@
                         <w:p>
                           <w:pPr>
                             <w:spacing w:before="0" w:after="0"/>
-                            <w:jc w:val="l"/>
+                            <w:jc w:val="left"/>
                           </w:pPr>
                           <w:r>
                             <w:rPr>
@@ -225,7 +225,7 @@
                         <w:p>
                           <w:pPr>
                             <w:spacing w:before="0" w:after="0"/>
-                            <w:jc w:val="l"/>
+                            <w:jc w:val="left"/>
                           </w:pPr>
                           <w:r>
                             <w:rPr>
@@ -283,7 +283,7 @@
                         <w:p>
                           <w:pPr>
                             <w:spacing w:before="0" w:after="0"/>
-                            <w:jc w:val="l"/>
+                            <w:jc w:val="left"/>
                           </w:pPr>
                           <w:r>
                             <w:rPr>
@@ -319,7 +319,7 @@
                         <w:p>
                           <w:pPr>
                             <w:spacing w:before="0" w:after="0"/>
-                            <w:jc w:val="l"/>
+                            <w:jc w:val="left"/>
                           </w:pPr>
                           <w:r>
                             <w:rPr>
@@ -354,7 +354,7 @@
                         <w:p>
                           <w:pPr>
                             <w:spacing w:before="0" w:after="0"/>
-                            <w:jc w:val="r"/>
+                            <w:jc w:val="right"/>
                           </w:pPr>
                           <w:r>
                             <w:rPr>
@@ -389,7 +389,7 @@
                         <w:p>
                           <w:pPr>
                             <w:spacing w:before="0" w:after="0"/>
-                            <w:jc w:val="r"/>
+                            <w:jc w:val="right"/>
                           </w:pPr>
                           <w:r>
                             <w:rPr>
@@ -424,7 +424,7 @@
                         <w:p>
                           <w:pPr>
                             <w:spacing w:before="0" w:after="0"/>
-                            <w:jc w:val="r"/>
+                            <w:jc w:val="right"/>
                           </w:pPr>
                           <w:r>
                             <w:rPr>
@@ -481,7 +481,7 @@
                         <w:p>
                           <w:pPr>
                             <w:spacing w:before="0" w:after="0"/>
-                            <w:jc w:val="l"/>
+                            <w:jc w:val="left"/>
                           </w:pPr>
                           <w:r>
                             <w:rPr>
@@ -538,7 +538,7 @@
                         <w:p>
                           <w:pPr>
                             <w:spacing w:before="0" w:after="0"/>
-                            <w:jc w:val="l"/>
+                            <w:jc w:val="left"/>
                           </w:pPr>
                           <w:r>
                             <w:rPr>
@@ -595,7 +595,7 @@
                         <w:p>
                           <w:pPr>
                             <w:spacing w:before="0" w:after="0"/>
-                            <w:jc w:val="l"/>
+                            <w:jc w:val="left"/>
                           </w:pPr>
                           <w:r>
                             <w:rPr>
@@ -652,7 +652,7 @@
                         <w:p>
                           <w:pPr>
                             <w:spacing w:before="0" w:after="0"/>
-                            <w:jc w:val="l"/>
+                            <w:jc w:val="left"/>
                           </w:pPr>
                           <w:r>
                             <w:rPr>
